--- a/markdowns/05-deliverables/defense-prep/Full_Defense_Prep.docx
+++ b/markdowns/05-deliverables/defense-prep/Full_Defense_Prep.docx
@@ -610,7 +610,8 @@
         <w:spacing w:after="140" w:before="280"/>
       </w:pPr>
       <w:r>
-        <w:t xml:space="preserve">Slides 5, 6, 7 — Expanded Speaking Notes</w:t>
+        <w:t xml:space="preserve">Slides 5, 6, 7 — Expanded Speaking Notes
+</w:t>
       </w:r>
     </w:p>
     <w:p>
@@ -645,7 +646,8 @@
         <w:t xml:space="preserve">added coverage</w:t>
       </w:r>
       <w:r>
-        <w:t xml:space="preserve"> — the extra points needed so every visible box, lane, and number on the slide has something you can say about it. Read the original first; the additions slot in around it, they don't replace it.</w:t>
+        <w:t xml:space="preserve"> — the extra points needed so every visible box, lane, and number on the slide has something you can say about it. Read the original first; the additions slot in around it, they don't replace it.
+</w:t>
       </w:r>
     </w:p>
     <w:p>
@@ -662,7 +664,8 @@
         <w:spacing w:after="140" w:before="280"/>
       </w:pPr>
       <w:r>
-        <w:t xml:space="preserve">Slide 5 — Complex Computing Challenge</w:t>
+        <w:t xml:space="preserve">Slide 5 — Complex Computing Challenge
+</w:t>
       </w:r>
     </w:p>
     <w:p>
@@ -671,7 +674,8 @@
         <w:spacing w:after="140" w:before="280"/>
       </w:pPr>
       <w:r>
-        <w:t xml:space="preserve">Original script</w:t>
+        <w:t xml:space="preserve">Original script
+</w:t>
       </w:r>
     </w:p>
     <w:p>
@@ -688,7 +692,8 @@
           <w:iCs/>
           <w:color w:val="1B202A"/>
         </w:rPr>
-        <w:t xml:space="preserve">This is the slide the panel uses to decide whether the project deserves capstone status. Concede up front that a trace-capture-plus-LLM-guess wrapper is a weekend's work, then name precisely what such a version would get wrong: no benchmark on unseen architectures, no way to tell a silent failure from a correct answer, no measured false-positive rate on clean controls, no evidence its fix works.</w:t>
+        <w:t xml:space="preserve">This is the slide the panel uses to decide whether the project deserves capstone status. Concede up front that a trace-capture-plus-LLM-guess wrapper is a weekend's work, then name precisely what such a version would get wrong: no benchmark on unseen architectures, no way to tell a silent failure from a correct answer, no measured false-positive rate on clean controls, no evidence its fix works.
+</w:t>
       </w:r>
     </w:p>
     <w:p>
@@ -725,7 +730,8 @@
         <w:t xml:space="preserve">CCP_and_Spikes_Full_Reasoning.md</w:t>
       </w:r>
       <w:r>
-        <w:t xml:space="preserve">).</w:t>
+        <w:t xml:space="preserve">).
+</w:t>
       </w:r>
     </w:p>
     <w:p>
@@ -734,7 +740,8 @@
         <w:spacing w:after="140" w:before="280"/>
       </w:pPr>
       <w:r>
-        <w:t xml:space="preserve">Added coverage (all 5 boxes, badge order as on the slide)</w:t>
+        <w:t xml:space="preserve">Added coverage (all 5 boxes, badge order as on the slide)
+</w:t>
       </w:r>
     </w:p>
     <w:p>
@@ -754,7 +761,8 @@
         <w:t xml:space="preserve">Badge 1 — Conflicting requirements:</w:t>
       </w:r>
       <w:r>
-        <w:t xml:space="preserve"> depth vs. latency is deeper graph/causal reasoning costing time a real-time repair loop can't always afford; privacy vs. completeness is capturing enough trace detail to diagnose correctly while not persisting data the operator doesn't want logged. Both are named trade-offs with a stated resolution, not hand-waved.</w:t>
+        <w:t xml:space="preserve"> depth vs. latency is deeper graph/causal reasoning costing time a real-time repair loop can't always afford; privacy vs. completeness is capturing enough trace detail to diagnose correctly while not persisting data the operator doesn't want logged. Both are named trade-offs with a stated resolution, not hand-waved.
+</w:t>
       </w:r>
     </w:p>
     <w:p>
@@ -774,7 +782,8 @@
         <w:t xml:space="preserve">Badge 2 — No obvious solution:</w:t>
       </w:r>
       <w:r>
-        <w:t xml:space="preserve"> say the number aloud — 59.5% is the best published step accuracy after 15 months and 7 papers of dedicated research. That absence of a known recipe is the whole justification for research-level effort.</w:t>
+        <w:t xml:space="preserve"> say the number aloud — 59.5% is the best published step accuracy after 15 months and 7 papers of dedicated research. That absence of a known recipe is the whole justification for research-level effort.
+</w:t>
       </w:r>
     </w:p>
     <w:p>
@@ -794,7 +803,8 @@
         <w:t xml:space="preserve">Badge 3 — Depth of knowledge:</w:t>
       </w:r>
       <w:r>
-        <w:t xml:space="preserve"> the diagnosis engine sits on graph algorithms (execution-graph construction), causal inference (backward causal tracing), and distributed-tracing concepts — not single-course material.</w:t>
+        <w:t xml:space="preserve"> the diagnosis engine sits on graph algorithms (execution-graph construction), causal inference (backward causal tracing), and distributed-tracing concepts — not single-course material.
+</w:t>
       </w:r>
     </w:p>
     <w:p>
@@ -814,7 +824,8 @@
         <w:t xml:space="preserve">Badge 4 — Beyond standard practice:</w:t>
       </w:r>
       <w:r>
-        <w:t xml:space="preserve"> no framework reviewed — academic or the 7 commercial platforms checked — combines attribution, general silent-failure detection, and verified repair together.</w:t>
+        <w:t xml:space="preserve"> no framework reviewed — academic or the 7 commercial platforms checked — combines attribution, general silent-failure detection, and verified repair together.
+</w:t>
       </w:r>
     </w:p>
     <w:p>
@@ -834,7 +845,8 @@
         <w:t xml:space="preserve">Badge 5 — Ill-defined cause:</w:t>
       </w:r>
       <w:r>
-        <w:t xml:space="preserve"> covered above.</w:t>
+        <w:t xml:space="preserve"> covered above.
+</w:t>
       </w:r>
     </w:p>
     <w:p>
@@ -861,7 +873,8 @@
         <w:t xml:space="preserve">CCP_and_Spikes_Full_Reasoning.md</w:t>
       </w:r>
       <w:r>
-        <w:t xml:space="preserve">.</w:t>
+        <w:t xml:space="preserve">.
+</w:t>
       </w:r>
     </w:p>
     <w:p>
@@ -881,7 +894,8 @@
         <w:t xml:space="preserve">CCP_and_Spikes_Full_Reasoning.md</w:t>
       </w:r>
       <w:r>
-        <w:t xml:space="preserve"> below.</w:t>
+        <w:t xml:space="preserve"> below.
+</w:t>
       </w:r>
     </w:p>
     <w:p>
@@ -898,7 +912,8 @@
         <w:spacing w:after="140" w:before="280"/>
       </w:pPr>
       <w:r>
-        <w:t xml:space="preserve">Slide 6 — Proposed Solution &amp; Contribution</w:t>
+        <w:t xml:space="preserve">Slide 6 — Proposed Solution &amp; Contribution
+</w:t>
       </w:r>
     </w:p>
     <w:p>
@@ -907,7 +922,8 @@
         <w:spacing w:after="140" w:before="280"/>
       </w:pPr>
       <w:r>
-        <w:t xml:space="preserve">Original script</w:t>
+        <w:t xml:space="preserve">Original script
+</w:t>
       </w:r>
     </w:p>
     <w:p>
@@ -924,7 +940,9 @@
           <w:iCs/>
           <w:color w:val="1B202A"/>
         </w:rPr>
-        <w:t xml:space="preserve">Say unprompted: 'controlled, not deterministic' — the replay protocol is deterministic, LLM-step variance is measured over N replays, never assumed away. Say unprompted: the Semantic Error Diagnostic abstains where no checkable constraint exists, and the abstention rate is reported as a metric, not hidden.  If asked about scope: in scope is 10 committed mechanisms; out of scope is message queues, Kubernetes, full RBAC, DR infra, multi-tenant billing; deployment target is Docker + a pip-installable SDK, operable by someone who didn't build it.</w:t>
+        <w:t xml:space="preserve">Say unprompted: 'controlled, not deterministic' — the replay protocol is deterministic, LLM-step variance is measured over N replays, never assumed away. Say unprompted: the Semantic Error Diagnostic abstains where no checkable constraint exists, and the abstention rate is reported as a metric, not hidden.
+  If asked about scope: in scope is 10 committed mechanisms; out of scope is message queues, Kubernetes, full RBAC, DR infra, multi-tenant billing; deployment target is Docker + a pip-installable SDK, operable by someone who didn't build it.
+</w:t>
       </w:r>
     </w:p>
     <w:p>
@@ -933,7 +951,8 @@
         <w:spacing w:after="140" w:before="280"/>
       </w:pPr>
       <w:r>
-        <w:t xml:space="preserve">Added coverage (walk the diagram once, lane by lane, before questions)</w:t>
+        <w:t xml:space="preserve">Added coverage (walk the diagram once, lane by lane, before questions)
+</w:t>
       </w:r>
     </w:p>
     <w:p>
@@ -953,7 +972,8 @@
         <w:t xml:space="preserve">Actors:</w:t>
       </w:r>
       <w:r>
-        <w:t xml:space="preserve"> the Target System (CrewAI/LangGraph workflow) feeds a raw execution trace in; the Operator installs the SDK against it and later views the dashboard.</w:t>
+        <w:t xml:space="preserve"> the Target System (CrewAI/LangGraph workflow) feeds a raw execution trace in; the Operator installs the SDK against it and later views the dashboard.
+</w:t>
       </w:r>
     </w:p>
     <w:p>
@@ -973,7 +993,8 @@
         <w:t xml:space="preserve">Lane A — Data/Benchmark:</w:t>
       </w:r>
       <w:r>
-        <w:t xml:space="preserve"> Framework Adapters normalize CrewAI/LangGraph hooks → Fault Injection Operators inject labeled faults deterministically at 0% API cost → Benchmark Store persists traces plus ground truth.</w:t>
+        <w:t xml:space="preserve"> Framework Adapters normalize CrewAI/LangGraph hooks → Fault Injection Operators inject labeled faults deterministically at 0% API cost → Benchmark Store persists traces plus ground truth.
+</w:t>
       </w:r>
     </w:p>
     <w:p>
@@ -1003,7 +1024,8 @@
         <w:t xml:space="preserve">in parallel, unconditionally</w:t>
       </w:r>
       <w:r>
-        <w:t xml:space="preserve"> (not gated on an anomaly — this is the headline contribution).</w:t>
+        <w:t xml:space="preserve"> (not gated on an anomaly — this is the headline contribution).
+</w:t>
       </w:r>
     </w:p>
     <w:p>
@@ -1023,7 +1045,8 @@
         <w:t xml:space="preserve">Lane C — Platform:</w:t>
       </w:r>
       <w:r>
-        <w:t xml:space="preserve"> Repair Agent proposes one atomic fix → Verified Automatic Repair checks it under controlled replay → FastAPI Backend serves the Dashboard.</w:t>
+        <w:t xml:space="preserve"> Repair Agent proposes one atomic fix → Verified Automatic Repair checks it under controlled replay → FastAPI Backend serves the Dashboard.
+</w:t>
       </w:r>
     </w:p>
     <w:p>
@@ -1053,7 +1076,8 @@
         <w:t xml:space="preserve">outside</w:t>
       </w:r>
       <w:r>
-        <w:t xml:space="preserve"> the system boundary on purpose — only ~15-20% of components ever call it, everything else is deterministic. That's the "core-assist" claim, made visible, not just asserted.</w:t>
+        <w:t xml:space="preserve"> the system boundary on purpose — only ~15-20% of components ever call it, everything else is deterministic. That's the "core-assist" claim, made visible, not just asserted.
+</w:t>
       </w:r>
     </w:p>
     <w:p>
@@ -1073,7 +1097,8 @@
         <w:t xml:space="preserve">Tier 2 note</w:t>
       </w:r>
       <w:r>
-        <w:t xml:space="preserve"> (Recovery Controller + Verified Repair Memory): explicitly gated on Mid-1 criteria, not claimed as delivered. Say so if the panel points at it.</w:t>
+        <w:t xml:space="preserve"> (Recovery Controller + Verified Repair Memory): explicitly gated on Mid-1 criteria, not claimed as delivered. Say so if the panel points at it.
+</w:t>
       </w:r>
     </w:p>
     <w:p>
@@ -1090,7 +1115,8 @@
         <w:spacing w:after="140" w:before="280"/>
       </w:pPr>
       <w:r>
-        <w:t xml:space="preserve">Slide 7 — POC / Feasibility Evidence</w:t>
+        <w:t xml:space="preserve">Slide 7 — POC / Feasibility Evidence
+</w:t>
       </w:r>
     </w:p>
     <w:p>
@@ -1099,7 +1125,8 @@
         <w:spacing w:after="140" w:before="280"/>
       </w:pPr>
       <w:r>
-        <w:t xml:space="preserve">Original script</w:t>
+        <w:t xml:space="preserve">Original script
+</w:t>
       </w:r>
     </w:p>
     <w:p>
@@ -1116,7 +1143,9 @@
           <w:iCs/>
           <w:color w:val="1B202A"/>
         </w:rPr>
-        <w:t xml:space="preserve">Lead with Spike 7's negative result and Spike 8's failure analysis — quote the guide's own words directly: a POC that disproved an assumption is more valuable than one that confirmed it. Every number on this slide is real and recomputable from files in the repository; offer to open one.  In progress: full 3-stage reproduction, top FYP-1 priority. Planned: Recovery Controller + Verified Repair Memory Tier-2 gates, pre-registered Mid-1 criteria, not yet run. Prototype: 5 screens, mocked backend, dist-static/index.html.</w:t>
+        <w:t xml:space="preserve">Lead with Spike 7's negative result and Spike 8's failure analysis — quote the guide's own words directly: a POC that disproved an assumption is more valuable than one that confirmed it. Every number on this slide is real and recomputable from files in the repository; offer to open one.
+  In progress: full 3-stage reproduction, top FYP-1 priority. Planned: Recovery Controller + Verified Repair Memory Tier-2 gates, pre-registered Mid-1 criteria, not yet run. Prototype: 5 screens, mocked backend, dist-static/index.html.
+</w:t>
       </w:r>
     </w:p>
     <w:p>
@@ -1125,7 +1154,8 @@
         <w:spacing w:after="140" w:before="280"/>
       </w:pPr>
       <w:r>
-        <w:t xml:space="preserve">Added coverage</w:t>
+        <w:t xml:space="preserve">Added coverage
+</w:t>
       </w:r>
     </w:p>
     <w:p>
@@ -1155,7 +1185,24 @@
         <w:t xml:space="preserve">simplified single-stage</w:t>
       </w:r>
       <w:r>
-        <w:t xml:space="preserve"> reproduction over 5 runs — not directly comparable to ErrorProbe's full 3-stage 59.5%, say so unprompted before a panelist notices the gap themselves. 4/6 is the Repair Agent's real success rate, both failures traced to one fixable cause. 8/8 means every spike has real, recomputable evidence, including the honest negative.</w:t>
+        <w:t xml:space="preserve"> reproduction over 5 runs — not directly comparable to ErrorProbe's full 3-stage 59.5%, say so unprompted before a panelist notices the gap themselves. 4/6 is the Repair Agent's real success rate, both failures traced to one fixable cause. 8/8 means every spike has real, recomputable evidence, including the honest negative.
+</w:t>
+      </w:r>
+    </w:p>
+    <w:p>
+      <w:pPr>
+        <w:spacing w:after="120"/>
+      </w:pPr>
+      <w:r>
+        <w:rPr>
+          <w:b/>
+          <w:bCs/>
+        </w:rPr>
+        <w:t xml:space="preserve">Spikes 1–6, one breath each, if asked:</w:t>
+      </w:r>
+      <w:r>
+        <w:t xml:space="preserve">
+</w:t>
       </w:r>
     </w:p>
     <w:p>
@@ -1168,51 +1215,83 @@
         <w:spacing w:after="80"/>
       </w:pPr>
       <w:r>
-        <w:rPr>
-          <w:b/>
-          <w:bCs/>
-        </w:rPr>
-        <w:t xml:space="preserve">Spikes 1-6, one breath each, if asked:</w:t>
-      </w:r>
-    </w:p>
-    <w:p>
-      <w:pPr>
-        <w:spacing w:after="120"/>
-      </w:pPr>
-      <w:r>
-        <w:t xml:space="preserve">  1. ErrorProbe reproduction confirms the mechanism direction even simplified.</w:t>
-      </w:r>
-    </w:p>
-    <w:p>
-      <w:pPr>
-        <w:spacing w:after="120"/>
-      </w:pPr>
-      <w:r>
-        <w:t xml:space="preserve">  2. CrewAI instrumentation proves a real 3-node execution graph was captured.</w:t>
-      </w:r>
-    </w:p>
-    <w:p>
-      <w:pPr>
-        <w:spacing w:after="120"/>
-      </w:pPr>
-      <w:r>
-        <w:t xml:space="preserve">  3. Fault injection landed a labeled fault, with one self-correction kept as a finding, not hidden.</w:t>
-      </w:r>
-    </w:p>
-    <w:p>
-      <w:pPr>
-        <w:spacing w:after="120"/>
-      </w:pPr>
-      <w:r>
-        <w:t xml:space="preserve">  4. Semantic Error Diagnostic caught a real near-miss ($20.00 vs $19.75) with zero false positives.</w:t>
-      </w:r>
-    </w:p>
-    <w:p>
-      <w:pPr>
-        <w:spacing w:after="120"/>
-      </w:pPr>
-      <w:r>
-        <w:t xml:space="preserve">  5. Counterfactual replay is the </w:t>
+        <w:t xml:space="preserve">Spike 1 — ErrorProbe reproduction confirms the mechanism direction even simplified.
+</w:t>
+      </w:r>
+    </w:p>
+    <w:p>
+      <w:pPr>
+        <w:pStyle w:val="ListParagraph"/>
+        <w:numPr>
+          <w:ilvl w:val="0"/>
+          <w:numId w:val="1"/>
+        </w:numPr>
+        <w:spacing w:after="80"/>
+      </w:pPr>
+      <w:r>
+        <w:t xml:space="preserve">Spike 2 — CrewAI instrumentation proves a real 3-node execution graph was captured.
+</w:t>
+      </w:r>
+    </w:p>
+    <w:p>
+      <w:pPr>
+        <w:pStyle w:val="ListParagraph"/>
+        <w:numPr>
+          <w:ilvl w:val="0"/>
+          <w:numId w:val="1"/>
+        </w:numPr>
+        <w:spacing w:after="80"/>
+      </w:pPr>
+      <w:r>
+        <w:t xml:space="preserve">Spike 3 — Fault injection landed a labeled fault, with one self-correction kept as a finding, not hidden.
+</w:t>
+      </w:r>
+    </w:p>
+    <w:p>
+      <w:pPr>
+        <w:pStyle w:val="ListParagraph"/>
+        <w:numPr>
+          <w:ilvl w:val="0"/>
+          <w:numId w:val="1"/>
+        </w:numPr>
+        <w:spacing w:after="80"/>
+      </w:pPr>
+      <w:r>
+        <w:t xml:space="preserve">Spike 4 / 4b — Semantic Error Diagnostic. Say it in two halves: the </w:t>
+      </w:r>
+      <w:r>
+        <w:rPr>
+          <w:b/>
+          <w:bCs/>
+        </w:rPr>
+        <w:t xml:space="preserve">seeded</w:t>
+      </w:r>
+      <w:r>
+        <w:t xml:space="preserve"> mechanism test caught the $20.00-vs-$19.75 near-miss and every other known-wrong value with zero false positives; the </w:t>
+      </w:r>
+      <w:r>
+        <w:rPr>
+          <w:b/>
+          <w:bCs/>
+        </w:rPr>
+        <w:t xml:space="preserve">live n=3 run</w:t>
+      </w:r>
+      <w:r>
+        <w:t xml:space="preserve"> produced zero natural silent failures, so recall in the wild is unmeasured, not high.
+</w:t>
+      </w:r>
+    </w:p>
+    <w:p>
+      <w:pPr>
+        <w:pStyle w:val="ListParagraph"/>
+        <w:numPr>
+          <w:ilvl w:val="0"/>
+          <w:numId w:val="1"/>
+        </w:numPr>
+        <w:spacing w:after="80"/>
+      </w:pPr>
+      <w:r>
+        <w:t xml:space="preserve">Spike 5 — Counterfactual replay is the </w:t>
       </w:r>
       <w:r>
         <w:rPr>
@@ -1222,15 +1301,22 @@
         <w:t xml:space="preserve">core novelty claim</w:t>
       </w:r>
       <w:r>
-        <w:t xml:space="preserve"> — a corrupted 97.2 recovered to 108.0 under controlled replay.</w:t>
-      </w:r>
-    </w:p>
-    <w:p>
-      <w:pPr>
-        <w:spacing w:after="120"/>
-      </w:pPr>
-      <w:r>
-        <w:t xml:space="preserve">  6. Cyclic graph handling hit its 10,000-step safety cap as designed, proving the failure mode is contained, not silent.</w:t>
+        <w:t xml:space="preserve"> — a corrupted 97.2 recovered to 108.0 under controlled replay.
+</w:t>
+      </w:r>
+    </w:p>
+    <w:p>
+      <w:pPr>
+        <w:pStyle w:val="ListParagraph"/>
+        <w:numPr>
+          <w:ilvl w:val="0"/>
+          <w:numId w:val="1"/>
+        </w:numPr>
+        <w:spacing w:after="80"/>
+      </w:pPr>
+      <w:r>
+        <w:t xml:space="preserve">Spike 6 — Cyclic graph handling hit its 10,000-step safety cap as designed, proving the failure mode is contained, not silent.
+</w:t>
       </w:r>
     </w:p>
     <w:p>
@@ -1245,7 +1331,8 @@
         <w:t xml:space="preserve">Update:</w:t>
       </w:r>
       <w:r>
-        <w:t xml:space="preserve"> the Operator Workflow diagram was removed from this slide (it repeated logic already on slide 5) — the prototype screenshot now spans the full slide width instead. If asked about the human-approval workflow, it's a verbal answer: install, review the diagnosis before anything is applied, approve or reject, then a verified replay confirms the fix actually worked. Nothing here is autonomous.</w:t>
+        <w:t xml:space="preserve"> the Operator Workflow diagram was removed from this slide (it repeated logic already on slide 5) — the prototype screenshot now spans the full slide width instead. If asked about the human-approval workflow, it's a verbal answer: install, review the diagnosis before anything is applied, approve or reject, then a verified replay confirms the fix actually worked. Nothing here is autonomous.
+</w:t>
       </w:r>
     </w:p>
     <w:p>
@@ -1259,15 +1346,17 @@
         <w:spacing w:after="140" w:before="280"/>
       </w:pPr>
       <w:r>
-        <w:t xml:space="preserve">CCP, Spikes &amp; Contribution — Full Panel-Defense Reasoning</w:t>
-      </w:r>
-    </w:p>
-    <w:p>
-      <w:pPr>
-        <w:spacing w:after="120"/>
-      </w:pPr>
-      <w:r>
-        <w:t xml:space="preserve">This is the deep version behind slides 5, 6 and 7 — not what's on the slide, but the reasoning underneath it, written so you can answer a follow-up question the slide itself doesn't spell out. Organized as: statement → why it's true → likely panel question → model answer.</w:t>
+        <w:t xml:space="preserve">CCP, Spikes &amp; Contribution — Full Panel-Defense Reasoning
+</w:t>
+      </w:r>
+    </w:p>
+    <w:p>
+      <w:pPr>
+        <w:spacing w:after="120"/>
+      </w:pPr>
+      <w:r>
+        <w:t xml:space="preserve">This is the deep version behind slides 5, 6 and 7 — not what's on the slide, but the reasoning underneath it, written so you can answer a follow-up question the slide itself doesn't spell out. Organized as: statement → why it's true → likely panel question → model answer.
+</w:t>
       </w:r>
     </w:p>
     <w:p>
@@ -1284,7 +1373,8 @@
         <w:spacing w:after="140" w:before="280"/>
       </w:pPr>
       <w:r>
-        <w:t xml:space="preserve">Part 1 — CCP characteristics (5 on-slide + 4 held back)</w:t>
+        <w:t xml:space="preserve">Part 1 — CCP characteristics (5 on-slide + 4 held back)
+</w:t>
       </w:r>
     </w:p>
     <w:p>
@@ -1299,7 +1389,8 @@
         <w:t xml:space="preserve">Numbering note:</w:t>
       </w:r>
       <w:r>
-        <w:t xml:space="preserve"> headings below follow the on-slide badge order (1–5) exactly as it now appears on slide 5 — the 5 strongest, most classic CCP arguments. Badges 1–5 line up with real characteristics 1, 2, 3, 5, 9 respectively (noted per section). The other 4 real characteristics (4, 6, 7, 8) are held back in full below the on-slide five — not weaker arguments, just not the ones printed, so ready if a panelist asks about any of them.</w:t>
+        <w:t xml:space="preserve"> headings below follow the on-slide badge order (1–5) exactly as it now appears on slide 5 — the 5 strongest, most classic CCP arguments. Badges 1–5 line up with real characteristics 1, 2, 3, 5, 9 respectively (noted per section). The other 4 real characteristics (4, 6, 7, 8) are held back in full below the on-slide five — not weaker arguments, just not the ones printed, so ready if a panelist asks about any of them.
+</w:t>
       </w:r>
     </w:p>
     <w:p>
@@ -1308,7 +1399,8 @@
         <w:spacing w:after="140" w:before="280"/>
       </w:pPr>
       <w:r>
-        <w:t xml:space="preserve">1. Conflicting requirements</w:t>
+        <w:t xml:space="preserve">1. Conflicting requirements
+</w:t>
       </w:r>
     </w:p>
     <w:p>
@@ -1323,7 +1415,8 @@
         <w:t xml:space="preserve">Why it's true:</w:t>
       </w:r>
       <w:r>
-        <w:t xml:space="preserve"> Two real trade-offs, not one. (a) Depth vs. latency — deeper causal/graph reasoning gives better attribution but costs time a production repair loop can't always spend. (b) Privacy vs. completeness — diagnosing well needs a rich trace, but the operator may not want every field of that trace persisted or logged.</w:t>
+        <w:t xml:space="preserve"> Two real trade-offs, not one. (a) Depth vs. latency — deeper causal/graph reasoning gives better attribution but costs time a production repair loop can't always spend. (b) Privacy vs. completeness — diagnosing well needs a rich trace, but the operator may not want every field of that trace persisted or logged.
+</w:t>
       </w:r>
     </w:p>
     <w:p>
@@ -1347,6 +1440,10 @@
         </w:rPr>
         <w:t xml:space="preserve">"How do you actually resolve privacy vs. completeness — isn't that just a trade-off you're leaving unsolved?"</w:t>
       </w:r>
+      <w:r>
+        <w:t xml:space="preserve">
+</w:t>
+      </w:r>
     </w:p>
     <w:p>
       <w:pPr>
@@ -1360,7 +1457,8 @@
         <w:t xml:space="preserve">Model answer:</w:t>
       </w:r>
       <w:r>
-        <w:t xml:space="preserve"> "We don't claim to resolve it universally — we make it a configurable boundary, not a hidden default. The SDK captures what's needed for attribution (agent id, step, inputs/outputs relevant to the constraint being checked), and what gets persisted to the Benchmark Store vs. discarded after diagnosis is an operator-set policy, not baked into the pipeline. The trade-off is real and stays visible — that's the design decision, not a silent compromise."</w:t>
+        <w:t xml:space="preserve"> "We don't claim to resolve it universally — we make it a configurable boundary, not a hidden default. The SDK captures what's needed for attribution (agent id, step, inputs/outputs relevant to the constraint being checked), and what gets persisted to the Benchmark Store vs. discarded after diagnosis is an operator-set policy, not baked into the pipeline. The trade-off is real and stays visible — that's the design decision, not a silent compromise."
+</w:t>
       </w:r>
     </w:p>
     <w:p>
@@ -1384,6 +1482,10 @@
         </w:rPr>
         <w:t xml:space="preserve">"And depth vs. latency — what's your actual answer?"</w:t>
       </w:r>
+      <w:r>
+        <w:t xml:space="preserve">
+</w:t>
+      </w:r>
     </w:p>
     <w:p>
       <w:pPr>
@@ -1397,7 +1499,8 @@
         <w:t xml:space="preserve">Model answer:</w:t>
       </w:r>
       <w:r>
-        <w:t xml:space="preserve"> "Our NFR target is under 50% latency overhead versus the uninstrumented baseline. Where deeper causal tracing would blow that budget, the Semantic Error Diagnostic is deliberately the fast, 0%-API, deterministic path that runs unconditionally — the heavier LLM-based verification (Investigator stage) only runs when the cheap check can't resolve it. That's the actual trade-off resolution: cheap-first, escalate-only-when-needed."</w:t>
+        <w:t xml:space="preserve"> "Our NFR target is under 50% latency overhead versus the uninstrumented baseline. Where deeper causal tracing would blow that budget, the Semantic Error Diagnostic is deliberately the fast, 0%-API, deterministic path that runs unconditionally — the heavier LLM-based verification (Investigator stage) only runs when the cheap check can't resolve it. That's the actual trade-off resolution: cheap-first, escalate-only-when-needed."
+</w:t>
       </w:r>
     </w:p>
     <w:p>
@@ -1414,7 +1517,8 @@
         <w:spacing w:after="140" w:before="280"/>
       </w:pPr>
       <w:r>
-        <w:t xml:space="preserve">2. No obvious solution</w:t>
+        <w:t xml:space="preserve">2. No obvious solution
+</w:t>
       </w:r>
     </w:p>
     <w:p>
@@ -1429,7 +1533,8 @@
         <w:t xml:space="preserve">Why it's true:</w:t>
       </w:r>
       <w:r>
-        <w:t xml:space="preserve"> Best published step-level accuracy is 59.5% (ErrorProbe), after 15 months and 7 papers across ICML/ICLR/AAAI/ACL. If there were an obvious solution, someone in that lineage would already have it.</w:t>
+        <w:t xml:space="preserve"> Best published step-level accuracy is 59.5% (ErrorProbe), after 15 months and 7 papers across ICML/ICLR/AAAI/ACL. If there were an obvious solution, someone in that lineage would already have it.
+</w:t>
       </w:r>
     </w:p>
     <w:p>
@@ -1453,6 +1558,10 @@
         </w:rPr>
         <w:t xml:space="preserve">"Why should a proposal-stage FYP succeed where 7 papers didn't?"</w:t>
       </w:r>
+      <w:r>
+        <w:t xml:space="preserve">
+</w:t>
+      </w:r>
     </w:p>
     <w:p>
       <w:pPr>
@@ -1466,7 +1575,8 @@
         <w:t xml:space="preserve">Model answer:</w:t>
       </w:r>
       <w:r>
-        <w:t xml:space="preserve"> "We're not claiming to out-attribute ErrorProbe — we adopt its algorithm as our baseline. The contribution is the three things none of those 7 papers do together: general silent-failure detection (not anomaly-gated), verified counterfactual repair, and cross-architecture generalization to frameworks none of them tested. We're not solving attribution better; we're solving the combination none of them attempted."</w:t>
+        <w:t xml:space="preserve"> "We're not claiming to out-attribute ErrorProbe — we adopt its algorithm as our baseline. The contribution is the three things none of those 7 papers do together: general silent-failure detection (not anomaly-gated), verified counterfactual repair, and cross-architecture generalization to frameworks none of them tested. We're not solving attribution better; we're solving the combination none of them attempted."
+</w:t>
       </w:r>
     </w:p>
     <w:p>
@@ -1483,7 +1593,8 @@
         <w:spacing w:after="140" w:before="280"/>
       </w:pPr>
       <w:r>
-        <w:t xml:space="preserve">3. Depth of knowledge</w:t>
+        <w:t xml:space="preserve">3. Depth of knowledge
+</w:t>
       </w:r>
     </w:p>
     <w:p>
@@ -1498,7 +1609,8 @@
         <w:t xml:space="preserve">Why it's true:</w:t>
       </w:r>
       <w:r>
-        <w:t xml:space="preserve"> Requires graph modeling (execution-graph construction), causal reasoning (backward causal tracing to localize root cause), and distributed-systems tracing concepts — a genuine cross-topic synthesis, not one course's syllabus.</w:t>
+        <w:t xml:space="preserve"> Requires graph modeling (execution-graph construction), causal reasoning (backward causal tracing to localize root cause), and distributed-systems tracing concepts — a genuine cross-topic synthesis, not one course's syllabus.
+</w:t>
       </w:r>
     </w:p>
     <w:p>
@@ -1522,6 +1634,10 @@
         </w:rPr>
         <w:t xml:space="preserve">"Isn't this just calling an LLM API — where's the depth?"</w:t>
       </w:r>
+      <w:r>
+        <w:t xml:space="preserve">
+</w:t>
+      </w:r>
     </w:p>
     <w:p>
       <w:pPr>
@@ -1535,7 +1651,8 @@
         <w:t xml:space="preserve">Model answer:</w:t>
       </w:r>
       <w:r>
-        <w:t xml:space="preserve"> "The LLM is core-assist only — 15-20% of components. The actual attribution logic (Culprit Agent, Error Step Localization) runs on graph features at 0% API cost. The depth is in the graph construction, the causal-tracing algorithm, and the constraint-verification logic in the Semantic Error Diagnostic — none of that is an LLM call."</w:t>
+        <w:t xml:space="preserve"> "The LLM is core-assist only — 15-20% of components. The actual attribution logic (Culprit Agent, Error Step Localization) runs on graph features at 0% API cost. The depth is in the graph construction, the causal-tracing algorithm, and the constraint-verification logic in the Semantic Error Diagnostic — none of that is an LLM call."
+</w:t>
       </w:r>
     </w:p>
     <w:p>
@@ -1552,7 +1669,8 @@
         <w:spacing w:after="140" w:before="280"/>
       </w:pPr>
       <w:r>
-        <w:t xml:space="preserve">4. Beyond standard practice *(real characteristic 5)*</w:t>
+        <w:t xml:space="preserve">4. Beyond standard practice (real characteristic 5)
+</w:t>
       </w:r>
     </w:p>
     <w:p>
@@ -1567,7 +1685,8 @@
         <w:t xml:space="preserve">Why it's true:</w:t>
       </w:r>
       <w:r>
-        <w:t xml:space="preserve"> No existing framework — academic or the 7 commercial platforms checked (LangSmith, Langfuse, Braintrust, Arize, Maxim, Opik, DeepEval) — combines step-level attribution, general silent-failure detection, and verified counterfactual repair in one evaluated pipeline.</w:t>
+        <w:t xml:space="preserve"> No existing framework — academic or the 7 commercial platforms checked (LangSmith, Langfuse, Braintrust, Arize, Maxim, Opik, DeepEval) — combines step-level attribution, general silent-failure detection, and verified counterfactual repair in one evaluated pipeline.
+</w:t>
       </w:r>
     </w:p>
     <w:p>
@@ -1591,6 +1710,10 @@
         </w:rPr>
         <w:t xml:space="preserve">"Arize/LangSmith already do RCA — what's actually new?"</w:t>
       </w:r>
+      <w:r>
+        <w:t xml:space="preserve">
+</w:t>
+      </w:r>
     </w:p>
     <w:p>
       <w:pPr>
@@ -1604,7 +1727,8 @@
         <w:t xml:space="preserve">Model answer:</w:t>
       </w:r>
       <w:r>
-        <w:t xml:space="preserve"> "They do parts of this — trace capture, evaluation, some RCA. None of them, per our own literature and market check, do all three together: attribution + general silent-failure detection (not just RAG-groundedness) + verified repair with a measured recovery rate. That combination, evaluated as one pipeline, is the gap — not any single piece of it."</w:t>
+        <w:t xml:space="preserve"> "They do parts of this — trace capture, evaluation, some RCA. None of them, per our own literature and market check, do all three together: attribution + general silent-failure detection (not just RAG-groundedness) + verified repair with a measured recovery rate. That combination, evaluated as one pipeline, is the gap — not any single piece of it."
+</w:t>
       </w:r>
     </w:p>
     <w:p>
@@ -1621,7 +1745,8 @@
         <w:spacing w:after="140" w:before="280"/>
       </w:pPr>
       <w:r>
-        <w:t xml:space="preserve">5. Ill-defined cause *(real characteristic 9)*</w:t>
+        <w:t xml:space="preserve">5. Ill-defined cause (real characteristic 9)
+</w:t>
       </w:r>
     </w:p>
     <w:p>
@@ -1666,7 +1791,8 @@
         <w:t xml:space="preserve">what</w:t>
       </w:r>
       <w:r>
-        <w:t xml:space="preserve"> the correct output should have been. None of the three is given.</w:t>
+        <w:t xml:space="preserve"> the correct output should have been. None of the three is given.
+</w:t>
       </w:r>
     </w:p>
     <w:p>
@@ -1690,6 +1816,10 @@
         </w:rPr>
         <w:t xml:space="preserve">"How can you claim to solve an 'ill-defined' problem — doesn't that mean it's unsolvable?"</w:t>
       </w:r>
+      <w:r>
+        <w:t xml:space="preserve">
+</w:t>
+      </w:r>
     </w:p>
     <w:p>
       <w:pPr>
@@ -1733,7 +1863,8 @@
         <w:t xml:space="preserve">what</w:t>
       </w:r>
       <w:r>
-        <w:t xml:space="preserve"> the correct output should have been. Three unknowns, three distinct mechanisms, each measured separately."</w:t>
+        <w:t xml:space="preserve"> the correct output should have been. Three unknowns, three distinct mechanisms, each measured separately."
+</w:t>
       </w:r>
     </w:p>
     <w:p>
@@ -1750,7 +1881,8 @@
         <w:spacing w:after="140" w:before="280"/>
       </w:pPr>
       <w:r>
-        <w:t xml:space="preserve">Held back — 4 characteristics not on the slide</w:t>
+        <w:t xml:space="preserve">Held back — 4 characteristics not on the slide
+</w:t>
       </w:r>
     </w:p>
     <w:p>
@@ -1770,7 +1902,8 @@
         <w:t xml:space="preserve">Granite_CCP_Justification_Seoul_Accord.docx</w:t>
       </w:r>
       <w:r>
-        <w:t xml:space="preserve">, and not weaker — they just aren't the 5 printed on slide 5. Cover any of them if asked directly.</w:t>
+        <w:t xml:space="preserve">, and not weaker — they just aren't the 5 printed on slide 5. Cover any of them if asked directly.
+</w:t>
       </w:r>
     </w:p>
     <w:p>
@@ -1795,7 +1928,8 @@
         <w:t xml:space="preserve">(real characteristic 4)</w:t>
       </w:r>
       <w:r>
-        <w:t xml:space="preserve"> — Delayed errors (a silent failure can surface steps later), non-determinism (identical inputs can produce different agent traces), and cross-architecture generalization (CrewAI and LangGraph are structurally different) — none of these are issues a standard course project has to confront.</w:t>
+        <w:t xml:space="preserve"> — Delayed errors (a silent failure can surface steps later), non-determinism (identical inputs can produce different agent traces), and cross-architecture generalization (CrewAI and LangGraph are structurally different) — none of these are issues a standard course project has to confront.
+</w:t>
       </w:r>
     </w:p>
     <w:p>
@@ -1810,7 +1944,8 @@
         <w:t xml:space="preserve">If asked about non-determinism:</w:t>
       </w:r>
       <w:r>
-        <w:t xml:space="preserve"> "We don't assume it away — we measure it. The Verified Automatic Repair protocol is deterministic in its own steps (frozen upstream context, pinned decoding parameters), and LLM-step variance is measured over N replays rather than a single point estimate — exactly what Spike 5 demonstrates."</w:t>
+        <w:t xml:space="preserve"> "We don't assume it away — we measure it. The Verified Automatic Repair protocol is deterministic in its own steps (frozen upstream context, pinned decoding parameters), and LLM-step variance is measured over N replays rather than a single point estimate — exactly what Spike 5 demonstrates."
+</w:t>
       </w:r>
     </w:p>
     <w:p>
@@ -1835,7 +1970,8 @@
         <w:t xml:space="preserve">(real characteristic 6 — the weakest of the 9)</w:t>
       </w:r>
       <w:r>
-        <w:t xml:space="preserve"> — the other named stakeholders (engineering team, downstream product teams, auditors) are supported by literature + a 7-vendor survey, but live contact with a real stakeholder is only scheduled for Mid-2.</w:t>
+        <w:t xml:space="preserve"> — the other named stakeholders (engineering team, downstream product teams, auditors) are supported by literature + a 7-vendor survey, but live contact with a real stakeholder is only scheduled for Mid-2.
+</w:t>
       </w:r>
     </w:p>
     <w:p>
@@ -1850,7 +1986,8 @@
         <w:t xml:space="preserve">If asked:</w:t>
       </w:r>
       <w:r>
-        <w:t xml:space="preserve"> "It's real, just not shown — we don't have a working system to show a stakeholder yet. It's scheduled for Mid-2, when there's something real to react to."</w:t>
+        <w:t xml:space="preserve"> "It's real, just not shown — we don't have a working system to show a stakeholder yet. It's scheduled for Mid-2, when there's something real to react to."
+</w:t>
       </w:r>
     </w:p>
     <w:p>
@@ -1875,7 +2012,8 @@
         <w:t xml:space="preserve">(real characteristic 7)</w:t>
       </w:r>
       <w:r>
-        <w:t xml:space="preserve"> — a missed silent failure isn't a crash — it's a confidently wrong output a downstream system or person acts on, undetected.</w:t>
+        <w:t xml:space="preserve"> — a missed silent failure isn't a crash — it's a confidently wrong output a downstream system or person acts on, undetected.
+</w:t>
       </w:r>
     </w:p>
     <w:p>
@@ -1890,47 +2028,98 @@
         <w:t xml:space="preserve">If asked for a concrete example:</w:t>
       </w:r>
       <w:r>
-        <w:t xml:space="preserve"> "Spike 4's near-miss: $20.00 vs. the true $19.75. In a real refund or billing pipeline, that's money moving on a wrong number with no crash, no exception, no log line flagging it."</w:t>
-      </w:r>
-    </w:p>
-    <w:p>
-      <w:pPr>
-        <w:spacing w:after="120"/>
-      </w:pPr>
-      <w:r>
-        <w:rPr>
-          <w:b/>
-          <w:bCs/>
-        </w:rPr>
-        <w:t xml:space="preserve">Interdependence</w:t>
-      </w:r>
-      <w:r>
-        <w:t xml:space="preserve"> </w:t>
-      </w:r>
+        <w:t xml:space="preserve"> "The near-miss from our mechanism test: a stated $20.00 against a true $19.75. In a real refund or billing pipeline, that's money moving on a wrong number with no crash, no exception, no log line flagging it."
+</w:t>
+      </w:r>
+    </w:p>
+    <w:p>
+      <w:pPr>
+        <w:spacing w:after="120"/>
+      </w:pPr>
       <w:r>
         <w:rPr>
           <w:i/>
           <w:iCs/>
         </w:rPr>
-        <w:t xml:space="preserve">(real characteristic 8 — the "dependency" question)</w:t>
-      </w:r>
-      <w:r>
-        <w:t xml:space="preserve"> — agents in a workflow pass state to each other; an error in one agent's output can corrupt every downstream agent's reasoning.</w:t>
-      </w:r>
-    </w:p>
-    <w:p>
-      <w:pPr>
-        <w:spacing w:after="120"/>
-      </w:pPr>
+        <w:t xml:space="preserve">If they press on where that number comes from — answer it straight:</w:t>
+      </w:r>
+      <w:r>
+        <w:t xml:space="preserve"> it is from the </w:t>
+      </w:r>
+      <w:r>
+        <w:rPr>
+          <w:b/>
+          <w:bCs/>
+        </w:rPr>
+        <w:t xml:space="preserve">seeded</w:t>
+      </w:r>
+      <w:r>
+        <w:t xml:space="preserve"> mechanism test (</w:t>
+      </w:r>
+      <w:r>
+        <w:rPr>
+          <w:rFonts w:ascii="Consolas" w:cs="Consolas" w:eastAsia="Consolas" w:hAnsi="Consolas"/>
+          <w:color w:val="A83A30"/>
+          <w:highlight w:val="lightGray"/>
+          <w:highlightCs w:val="lightGray"/>
+        </w:rPr>
+        <w:t xml:space="preserve">dev/spikes/poc/poc_spike4b_mechanism_output.json</w:t>
+      </w:r>
+      <w:r>
+        <w:t xml:space="preserve">), which feeds known-wrong values directly to the rule-based checker. It is </w:t>
+      </w:r>
+      <w:r>
+        <w:rPr>
+          <w:b/>
+          <w:bCs/>
+        </w:rPr>
+        <w:t xml:space="preserve">not</w:t>
+      </w:r>
+      <w:r>
+        <w:t xml:space="preserve"> from the live n=3 run — that run produced zero natural silent failures, so recall in the wild is unmeasured. Say this before they find it; the distinction is the whole credibility of the claim.
+</w:t>
+      </w:r>
+    </w:p>
+    <w:p>
+      <w:pPr>
+        <w:spacing w:after="120"/>
+      </w:pPr>
+      <w:r>
+        <w:rPr>
+          <w:b/>
+          <w:bCs/>
+        </w:rPr>
+        <w:t xml:space="preserve">Interdependence</w:t>
+      </w:r>
+      <w:r>
+        <w:t xml:space="preserve"> </w:t>
+      </w:r>
       <w:r>
         <w:rPr>
           <w:i/>
           <w:iCs/>
         </w:rPr>
+        <w:t xml:space="preserve">(real characteristic 8 — the "dependency" question)</w:t>
+      </w:r>
+      <w:r>
+        <w:t xml:space="preserve"> — agents in a workflow pass state to each other; an error in one agent's output can corrupt every downstream agent's reasoning.
+</w:t>
+      </w:r>
+    </w:p>
+    <w:p>
+      <w:pPr>
+        <w:spacing w:after="120"/>
+      </w:pPr>
+      <w:r>
+        <w:rPr>
+          <w:i/>
+          <w:iCs/>
+        </w:rPr>
         <w:t xml:space="preserve">If asked how a dependency is actually shown:</w:t>
       </w:r>
       <w:r>
-        <w:t xml:space="preserve"> "The execution graph is the proof — nodes are actions, edges are dependencies, built directly from the real trace, not inferred. The Backward Causal Tracer walks those edges backward from the visible symptom to find where the error originated. Spike 2 demonstrates this concretely: a real 3-node graph with 2 clean edges captured from an actual CrewAI run."</w:t>
+        <w:t xml:space="preserve"> "The execution graph is the proof — nodes are actions, edges are dependencies, built directly from the real trace, not inferred. The Backward Causal Tracer walks those edges backward from the visible symptom to find where the error originated. Spike 2 demonstrates this concretely: a real 3-node graph with 2 clean edges captured from an actual CrewAI run."
+</w:t>
       </w:r>
     </w:p>
     <w:p>
@@ -1947,7 +2136,8 @@
         <w:spacing w:after="140" w:before="280"/>
       </w:pPr>
       <w:r>
-        <w:t xml:space="preserve">Part 2 — All 8 spikes, full reasoning</w:t>
+        <w:t xml:space="preserve">Part 2 — All 8 spikes, full reasoning
+</w:t>
       </w:r>
     </w:p>
     <w:tbl>
@@ -2263,7 +2453,7 @@
                 <w:sz w:val="18"/>
                 <w:szCs w:val="18"/>
               </w:rPr>
-              <w:t xml:space="preserve">4</w:t>
+              <w:t xml:space="preserve">4 / 4b</w:t>
             </w:r>
           </w:p>
         </w:tc>
@@ -2301,7 +2491,57 @@
                 <w:sz w:val="18"/>
                 <w:szCs w:val="18"/>
               </w:rPr>
-              <w:t xml:space="preserve">The headline mechanism — catches a real near-miss ($20.00 vs $19.75) with zero false positives, proving the constraint-check approach works on real numeric data, not synthetic.</w:t>
+              <w:t xml:space="preserve">The headline mechanism, and the one to state in two halves. </w:t>
+            </w:r>
+            <w:r>
+              <w:rPr>
+                <w:b/>
+                <w:bCs/>
+                <w:sz w:val="18"/>
+                <w:szCs w:val="18"/>
+              </w:rPr>
+              <w:t xml:space="preserve">Live n=3 run (spike 4):</w:t>
+            </w:r>
+            <w:r>
+              <w:rPr>
+                <w:sz w:val="18"/>
+                <w:szCs w:val="18"/>
+              </w:rPr>
+              <w:t xml:space="preserve"> the model got all three tasks right, so there were zero natural silent failures — </w:t>
+            </w:r>
+            <w:r>
+              <w:rPr>
+                <w:rFonts w:ascii="Consolas" w:cs="Consolas" w:eastAsia="Consolas" w:hAnsi="Consolas"/>
+                <w:color w:val="A83A30"/>
+                <w:sz w:val="18"/>
+                <w:szCs w:val="18"/>
+                <w:highlight w:val="lightGray"/>
+                <w:highlightCs w:val="lightGray"/>
+              </w:rPr>
+              <w:t xml:space="preserve">detector_recall_on_silent_failures: null</w:t>
+            </w:r>
+            <w:r>
+              <w:rPr>
+                <w:sz w:val="18"/>
+                <w:szCs w:val="18"/>
+              </w:rPr>
+              <w:t xml:space="preserve">, unmeasured, with zero false positives. </w:t>
+            </w:r>
+            <w:r>
+              <w:rPr>
+                <w:b/>
+                <w:bCs/>
+                <w:sz w:val="18"/>
+                <w:szCs w:val="18"/>
+              </w:rPr>
+              <w:t xml:space="preserve">Seeded mechanism test (spike 4b):</w:t>
+            </w:r>
+            <w:r>
+              <w:rPr>
+                <w:sz w:val="18"/>
+                <w:szCs w:val="18"/>
+              </w:rPr>
+              <w:t xml:space="preserve"> 3 of 3 known-wrong values caught, including the $20.00-vs-$19.75 near-miss that a "close enough" check would wave through, and 0 of 3 correct values flagged — including one differing only by legitimate rounding. The mechanism works; its hit rate on natural failures does not yet have a number. Volunteering that split is stronger than being caught by it.</w:t>
             </w:r>
           </w:p>
         </w:tc>
@@ -2620,7 +2860,8 @@
         <w:t xml:space="preserve">not</w:t>
       </w:r>
       <w:r>
-        <w:t xml:space="preserve"> to rely on a preventive classifier and to invest in the reactive Semantic Error Diagnostic instead — that's a real design decision the negative result produced.</w:t>
+        <w:t xml:space="preserve"> to rely on a preventive classifier and to invest in the reactive Semantic Error Diagnostic instead — that's a real design decision the negative result produced.
+</w:t>
       </w:r>
     </w:p>
     <w:p>
@@ -2637,7 +2878,8 @@
         <w:spacing w:after="140" w:before="280"/>
       </w:pPr>
       <w:r>
-        <w:t xml:space="preserve">Part 3 — Proposed Solution &amp; Contribution (slide 6) reasoning</w:t>
+        <w:t xml:space="preserve">Part 3 — Proposed Solution &amp; Contribution (slide 6) reasoning
+</w:t>
       </w:r>
     </w:p>
     <w:p>
@@ -2652,7 +2894,8 @@
         <w:t xml:space="preserve">Why ErrorProbe as the baseline, not the newest paper:</w:t>
       </w:r>
       <w:r>
-        <w:t xml:space="preserve"> chosen on performance (59.5%, beats both its ancestors on their own benchmarks), not recency — it isn't even the newest of the four ACL 2026 papers reviewed.</w:t>
+        <w:t xml:space="preserve"> chosen on performance (59.5%, beats both its ancestors on their own benchmarks), not recency — it isn't even the newest of the four ACL 2026 papers reviewed.
+</w:t>
       </w:r>
     </w:p>
     <w:p>
@@ -2667,7 +2910,8 @@
         <w:t xml:space="preserve">Why CrewAI + LangGraph specifically:</w:t>
       </w:r>
       <w:r>
-        <w:t xml:space="preserve"> neither framework was used by any of the 9 papers reviewed. That's the actual generalization test — none of the literature tests transfer to an architecture unseen during benchmark construction; committing to two frameworks nobody else tested is the point, not a convenience choice.</w:t>
+        <w:t xml:space="preserve"> neither framework was used by any of the 9 papers reviewed. That's the actual generalization test — none of the literature tests transfer to an architecture unseen during benchmark construction; committing to two frameworks nobody else tested is the point, not a convenience choice.
+</w:t>
       </w:r>
     </w:p>
     <w:p>
@@ -2682,7 +2926,8 @@
         <w:t xml:space="preserve">Why constraint-based Semantic Error Diagnostic, not an LLM-judge:</w:t>
       </w:r>
       <w:r>
-        <w:t xml:space="preserve"> literature shows LLM-judge approaches cap out at AUROC ≤ 0.65 — barely above chance. A deterministic, rule/schema-based check is both cheaper (0% API) and more reliable for the specific failure mode (semantically wrong but structurally valid output) than another LLM judging an LLM.</w:t>
+        <w:t xml:space="preserve"> literature shows LLM-judge approaches cap out at AUROC ≤ 0.65 — barely above chance. A deterministic, rule/schema-based check is both cheaper (0% API) and more reliable for the specific failure mode (semantically wrong but structurally valid output) than another LLM judging an LLM.
+</w:t>
       </w:r>
     </w:p>
     <w:p>
@@ -2697,7 +2942,8 @@
         <w:t xml:space="preserve">Why the LLM is core-assist only (15-20%):</w:t>
       </w:r>
       <w:r>
-        <w:t xml:space="preserve"> the swap test — if the LLM API were replaced, the contribution (graph-based attribution, constraint verification, replay-based repair verification) survives. Only the Investigator-stage verification and repair-candidate generation actually call it.</w:t>
+        <w:t xml:space="preserve"> the swap test — if the LLM API were replaced, the contribution (graph-based attribution, constraint verification, replay-based repair verification) survives. Only the Investigator-stage verification and repair-candidate generation actually call it.
+</w:t>
       </w:r>
     </w:p>
     <w:p>
@@ -2712,7 +2958,8 @@
         <w:t xml:space="preserve">Why Docker + pip-installable SDK as the deployment target:</w:t>
       </w:r>
       <w:r>
-        <w:t xml:space="preserve"> operability by someone who didn't build it is the actual bar — a system only the authors can run isn't a deliverable, it's a demo.</w:t>
+        <w:t xml:space="preserve"> operability by someone who didn't build it is the actual bar — a system only the authors can run isn't a deliverable, it's a demo.
+</w:t>
       </w:r>
     </w:p>
     <w:p>
@@ -2727,7 +2974,8 @@
         <w:t xml:space="preserve">Why Tier 2 (Recovery Controller / Verified Repair Memory) is explicitly gated:</w:t>
       </w:r>
       <w:r>
-        <w:t xml:space="preserve"> these depend on Mid-1 reproduction results; committing to them unconditionally before that gate would be promising something not yet earned. The gate structure is the honest way to commit scope without overpromising.</w:t>
+        <w:t xml:space="preserve"> these depend on Mid-1 reproduction results; committing to them unconditionally before that gate would be promising something not yet earned. The gate structure is the honest way to commit scope without overpromising.
+</w:t>
       </w:r>
     </w:p>
     <w:p>

--- a/markdowns/05-deliverables/defense-prep/Full_Defense_Prep.docx
+++ b/markdowns/05-deliverables/defense-prep/Full_Defense_Prep.docx
@@ -116,7 +116,8 @@
         <w:spacing w:after="140" w:before="280"/>
       </w:pPr>
       <w:r>
-        <w:t xml:space="preserve">Full Defense Speaking Script — 7 to 10 Minutes</w:t>
+        <w:t xml:space="preserve">Full Defense Speaking Script — 7 to 10 Minutes
+</w:t>
       </w:r>
     </w:p>
     <w:p>
@@ -134,7 +135,8 @@
         <w:t xml:space="preserve">8.5 minutes</w:t>
       </w:r>
       <w:r>
-        <w:t xml:space="preserve">, with slack built in on both ends (7 min if you move briskly, 10 min if you pause for emphasis or a slow breath). Time budgets are guides, not a stopwatch to watch mid-sentence.</w:t>
+        <w:t xml:space="preserve">, with slack built in on both ends (7 min if you move briskly, 10 min if you pause for emphasis or a slow breath). Time budgets are guides, not a stopwatch to watch mid-sentence.
+</w:t>
       </w:r>
     </w:p>
     <w:p>
@@ -147,6 +149,10 @@
           <w:bCs/>
         </w:rPr>
         <w:t xml:space="preserve">Total: ~1,100 words, ~8.5 min at a normal speaking pace (~130 wpm).</w:t>
+      </w:r>
+      <w:r>
+        <w:t xml:space="preserve">
+</w:t>
       </w:r>
     </w:p>
     <w:p>
@@ -163,7 +169,8 @@
         <w:spacing w:after="140" w:before="280"/>
       </w:pPr>
       <w:r>
-        <w:t xml:space="preserve">Slide 1 — Title (~20s)</w:t>
+        <w:t xml:space="preserve">Slide 1 — Title (~20s)
+</w:t>
       </w:r>
     </w:p>
     <w:p>
@@ -180,7 +187,8 @@
           <w:iCs/>
           <w:color w:val="1B202A"/>
         </w:rPr>
-        <w:t xml:space="preserve">We're Granite — a self-healing multi-agent AI system for semantic error diagnosis, verified repair, and recovery. When a multi-agent AI system fails — including when the wrong answer looks completely right — no published method can reliably say which agent caused it, and none can verify a fix before trusting it. That's the problem we're solving. I'm Muhammad Noor, with Shahoud Shahid and Saif Shahzad, supervised by Dr. Adil Majeed.</w:t>
+        <w:t xml:space="preserve">We're Granite — a self-healing multi-agent AI system for semantic error diagnosis, verified repair, and recovery. When a multi-agent AI system fails — including when the wrong answer looks completely right — no published method can reliably say which agent caused it, and none can verify a fix before trusting it. That's the problem we're solving. I'm Muhammad Noor, with Shahoud Shahid and Saif Shahzad, supervised by Dr. Adil Majeed.
+</w:t>
       </w:r>
     </w:p>
     <w:p>
@@ -197,7 +205,8 @@
         <w:spacing w:after="140" w:before="280"/>
       </w:pPr>
       <w:r>
-        <w:t xml:space="preserve">Slide 2 — Problem &amp; Users (~45s)</w:t>
+        <w:t xml:space="preserve">Slide 2 — Problem &amp; Users (~45s)
+</w:t>
       </w:r>
     </w:p>
     <w:p>
@@ -214,7 +223,8 @@
           <w:iCs/>
           <w:color w:val="1B202A"/>
         </w:rPr>
-        <w:t xml:space="preserve">Who has this problem? Primarily engineering teams running multi-agent AI systems in or near production, plus downstream product teams and auditors who need traceable evidence. Today, without Granite, the workflow is: capture a trace with tools like LangSmith or Langfuse, have a human guess the root cause with no published accuracy, no check for silent failures, and no way to test a fix before shipping it. The field baseline is just 14.2% step accuracy. The consequence: the system ships a confident, wrong answer — no crash, no error, no signal anything went wrong. This maps to SDG 9 — reliability tooling as a new industrial category.</w:t>
+        <w:t xml:space="preserve">Who has this problem? Primarily engineering teams running multi-agent AI systems in or near production, plus downstream product teams and auditors who need traceable evidence. Today, without Granite, the workflow is: capture a trace with tools like LangSmith or Langfuse, have a human guess the root cause with no published accuracy, no check for silent failures, and no way to test a fix before shipping it. The field baseline is just 14.2% step accuracy. The consequence: the system ships a confident, wrong answer — no crash, no error, no signal anything went wrong. This maps to SDG 9 — reliability tooling as a new industrial category.
+</w:t>
       </w:r>
     </w:p>
     <w:p>
@@ -231,7 +241,8 @@
         <w:spacing w:after="140" w:before="280"/>
       </w:pPr>
       <w:r>
-        <w:t xml:space="preserve">Slide 3 — Existing Solutions &amp; Prior FYP Comparison (~60s)</w:t>
+        <w:t xml:space="preserve">Slide 3 — Existing Solutions &amp; Prior FYP Comparison (~60s)
+</w:t>
       </w:r>
     </w:p>
     <w:p>
@@ -248,7 +259,8 @@
           <w:iCs/>
           <w:color w:val="1B202A"/>
         </w:rPr>
-        <w:t xml:space="preserve">We checked the existing landscape structurally. ErrorProbe, the best published method, gets 59.5% attribution accuracy but admits it can't detect silent failures. Commercial platforms — LangSmith Engine, Arize Alyx, Langfuse, Braintrust — do trace capture and evaluation, but none verify a fix actually works, and most are locked to one stack. We also checked all 660 titles across 12 cohorts since 2019 for a prior departmental FYP — the closest is S24-011, hallucination detection in a single LLM's text, which covers roughly one of our four pipeline stages. The real gap: no system combines attribution, silent-failure detection, verified repair, and cross-architecture generalization in one pipeline. That's what Granite does.</w:t>
+        <w:t xml:space="preserve">We checked the existing landscape structurally. ErrorProbe, the best published method, gets 59.5% attribution accuracy but admits it can't detect silent failures. Commercial platforms — LangSmith Engine, Arize Alyx, Langfuse, Braintrust — do trace capture and evaluation, but none verify a fix actually works, and most are locked to one stack. We also checked all 660 titles across 12 cohorts since 2019 for a prior departmental FYP — the closest is S24-011, hallucination detection in a single LLM's text, which covers roughly one of our four pipeline stages. The real gap: no system combines attribution, silent-failure detection, verified repair, and cross-architecture generalization in one pipeline. That's what Granite does.
+</w:t>
       </w:r>
     </w:p>
     <w:p>
@@ -265,7 +277,8 @@
         <w:spacing w:after="140" w:before="280"/>
       </w:pPr>
       <w:r>
-        <w:t xml:space="preserve">Slide 4 — Research &amp; Technical Basis (~45s)</w:t>
+        <w:t xml:space="preserve">Slide 4 — Research &amp; Technical Basis (~45s)
+</w:t>
       </w:r>
     </w:p>
     <w:p>
@@ -282,7 +295,8 @@
           <w:iCs/>
           <w:color w:val="1B202A"/>
         </w:rPr>
-        <w:t xml:space="preserve">Four decisions the literature actually changed. We chose ErrorProbe as our baseline on performance, not recency. We committed to CrewAI and LangGraph — frameworks none of the nine papers we reviewed used. We chose constraint-based diagnosis over an LLM-judge, because LLM-judge approaches only reach 0.65 AUROC — barely above chance. And we rejected narrowing to a single framework, per the market survey's own advice. Across the published lineage, step-level accuracy climbs from 14.2% to just 59.5% — still wrong 40.5 points of the time, and none of these methods can see silent failures at all.</w:t>
+        <w:t xml:space="preserve">Four decisions the literature actually changed. We chose ErrorProbe as our baseline on performance, not recency. We committed to CrewAI and LangGraph — frameworks none of the seven papers we reviewed used. We chose constraint-based diagnosis over an LLM-judge, because LLM-judge approaches only reach 0.65 AUROC — barely above chance. And we rejected narrowing to a single framework, per the market survey's own advice. Across the published lineage, step-level accuracy climbs from 14.2% to just 59.5% — still wrong 40.5 points of the time, and none of these methods can see silent failures at all.
+</w:t>
       </w:r>
     </w:p>
     <w:p>
@@ -299,7 +313,8 @@
         <w:spacing w:after="140" w:before="280"/>
       </w:pPr>
       <w:r>
-        <w:t xml:space="preserve">Slide 5 — Complex Computing Challenge (~55s)</w:t>
+        <w:t xml:space="preserve">Slide 5 — Complex Computing Challenge (~55s)
+</w:t>
       </w:r>
     </w:p>
     <w:p>
@@ -316,7 +331,8 @@
           <w:iCs/>
           <w:color w:val="1B202A"/>
         </w:rPr>
-        <w:t xml:space="preserve">Five characteristics make this a genuine complex computing challenge, not a course project. Conflicting requirements — depth versus latency, privacy versus completeness. No obvious solution — the best published result is 59.5% after 15 months and 7 papers. Depth of knowledge — graph modeling, causal reasoning, tracing. Beyond standard practice — no framework does attribution, detection, and recovery together. And an ill-defined cause — three unknowns stacked: whether a failure happened, which step caused it, and what the correct output should have been.</w:t>
+        <w:t xml:space="preserve">Five characteristics make this a genuine complex computing challenge, not a course project. Conflicting requirements — depth versus latency, privacy versus completeness. No obvious solution — the best published result is 59.5% after 15 months and 7 papers. Depth of knowledge — graph modeling, causal reasoning, tracing. Beyond standard practice — no framework does attribution, detection, and recovery together. And an ill-defined cause — three unknowns stacked: whether a failure happened, which step caused it, and what the correct output should have been.
+</w:t>
       </w:r>
     </w:p>
     <w:p>
@@ -333,7 +349,8 @@
         <w:spacing w:after="140" w:before="280"/>
       </w:pPr>
       <w:r>
-        <w:t xml:space="preserve">Slide 6 — Proposed Solution &amp; Contribution (~75s)</w:t>
+        <w:t xml:space="preserve">Slide 6 — Proposed Solution &amp; Contribution (~75s)
+</w:t>
       </w:r>
     </w:p>
     <w:p>
@@ -350,7 +367,8 @@
           <w:iCs/>
           <w:color w:val="1B202A"/>
         </w:rPr>
-        <w:t xml:space="preserve">Here's what we're building. The best method is 59.5% but untested on unseen architectures and misses silent failures — we build a cross-architecture benchmark and a diagnosis pipeline with constraint-based silent-failure verification, as a framework-agnostic SDK. Walking the diagram: a target CrewAI or LangGraph system feeds a trace in. Lane A adapts the framework and injects labeled faults into a benchmark store. Lane B normalizes the trace, builds an execution graph, and runs the Semantic Error Diagnostic and Backward Causal Tracer in parallel — unconditionally, not gated on an anomaly. Lane C proposes a repair, verifies it under controlled replay, and serves a dashboard through FastAPI. The LLM API sits outside the boundary on purpose — only 15 to 20% of components ever call it. Tier 2 — Recovery Controller and Verified Repair Memory — is explicitly gated on Mid-1 results, not claimed as delivered yet.</w:t>
+        <w:t xml:space="preserve">Here's what we're building. The best method is 59.5% but untested on unseen architectures and misses silent failures — we build a cross-architecture benchmark and a diagnosis pipeline with constraint-based silent-failure verification, as a framework-agnostic SDK. Walking the diagram: a target CrewAI or LangGraph system feeds a trace in. Lane A adapts the framework and injects labeled faults into a benchmark store. Lane B normalizes the trace, builds an execution graph, and runs the Semantic Error Diagnostic and Backward Causal Tracer in parallel — unconditionally, not gated on an anomaly. Lane C proposes a repair, verifies it under controlled replay, and serves a dashboard through FastAPI. The LLM API sits outside the boundary on purpose — only 15 to 20% of components ever call it. Tier 2 — Recovery Controller and Verified Repair Memory — is explicitly gated on Mid-1 results, not claimed as delivered yet.
+</w:t>
       </w:r>
     </w:p>
     <w:p>
@@ -367,7 +385,8 @@
         <w:spacing w:after="140" w:before="280"/>
       </w:pPr>
       <w:r>
-        <w:t xml:space="preserve">Slide 7 — POC / Feasibility Evidence (~80s)</w:t>
+        <w:t xml:space="preserve">Slide 7 — POC / Feasibility Evidence (~80s)
+</w:t>
       </w:r>
     </w:p>
     <w:p>
@@ -400,7 +419,8 @@
           <w:iCs/>
           <w:color w:val="1B202A"/>
         </w:rPr>
-        <w:t xml:space="preserve"> And here's the live, clickable prototype behind these numbers.</w:t>
+        <w:t xml:space="preserve"> And here's the live, clickable prototype behind these numbers.
+</w:t>
       </w:r>
     </w:p>
     <w:p>
@@ -417,7 +437,8 @@
         <w:spacing w:after="140" w:before="280"/>
       </w:pPr>
       <w:r>
-        <w:t xml:space="preserve">Slide 8 — Evaluation Plan &amp; Risks (~55s)</w:t>
+        <w:t xml:space="preserve">Slide 8 — Evaluation Plan &amp; Risks (~55s)
+</w:t>
       </w:r>
     </w:p>
     <w:p>
@@ -434,7 +455,8 @@
           <w:iCs/>
           <w:color w:val="1B202A"/>
         </w:rPr>
-        <w:t xml:space="preserve">Success and failure are defined before any result exists. We pre-registered an acceptance band — within 10 points of ErrorProbe's 59.5%. We measure agent and step accuracy, silent-failure precision and recall with false-positive rate on clean controls, and latency overhead under 50%. Success bands range from Acceptable — parity on Who&amp;When — up to Exceptional — over 50% verified-repair recovery. Every top risk already has a stated fallback: missing the acceptance band means we report both numbers, not hide one; if the Tier-2 gates fail at Mid-1, Tier 1 alone still delivers the core contribution. And nothing we claim sits in core-replacement — the LLM is core-assist only.</w:t>
+        <w:t xml:space="preserve">Success and failure are defined before any result exists. We pre-registered an acceptance band — within 10 points of ErrorProbe's 59.5%. We measure agent and step accuracy, silent-failure precision and recall with false-positive rate on clean controls, and latency overhead under 50%. Success bands range from Acceptable — parity on Who&amp;When — up to Exceptional — over 50% verified-repair recovery. Every top risk already has a stated fallback: missing the acceptance band means we report both numbers, not hide one; if the Tier-2 gates fail at Mid-1, Tier 1 alone still delivers the core contribution. And nothing we claim sits in core-replacement — the LLM is core-assist only.
+</w:t>
       </w:r>
     </w:p>
     <w:p>
@@ -451,7 +473,8 @@
         <w:spacing w:after="140" w:before="280"/>
       </w:pPr>
       <w:r>
-        <w:t xml:space="preserve">Slide 9 — Work Division &amp; Iteration Plan (~45s)</w:t>
+        <w:t xml:space="preserve">Slide 9 — Work Division &amp; Iteration Plan (~45s)
+</w:t>
       </w:r>
     </w:p>
     <w:p>
@@ -468,7 +491,8 @@
           <w:iCs/>
           <w:color w:val="1B202A"/>
         </w:rPr>
-        <w:t xml:space="preserve">Scope is split three ways, each with a stated "if removed" consequence. Shahoud owns Data and Benchmark — framework instrumentation and fault injection; without it, there's no cross-architecture benchmark to test against. I own Diagnosis — the graph, the ErrorProbe reproduction, and the Semantic Error Diagnostic; without it, there's no attribution and no contribution. Saif owns Platform — replay, the SDK, FastAPI, Postgres, deployment; without it, nothing is installable outside our machines. Five milestones carry us from scope-locked through full evaluation across FYP-1 and FYP-2.</w:t>
+        <w:t xml:space="preserve">Scope is split three ways, each with a stated "if removed" consequence. Shahoud owns Data and Benchmark — framework instrumentation and fault injection; without it, there's no cross-architecture benchmark to test against. I own Diagnosis — the graph, the ErrorProbe reproduction, and the Semantic Error Diagnostic; without it, there's no attribution and no contribution. Saif owns Platform — replay, the SDK, FastAPI, Postgres, deployment; without it, nothing is installable outside our machines. Five milestones carry us from scope-locked through full evaluation across FYP-1 and FYP-2.
+</w:t>
       </w:r>
     </w:p>
     <w:p>
@@ -485,7 +509,8 @@
         <w:spacing w:after="140" w:before="280"/>
       </w:pPr>
       <w:r>
-        <w:t xml:space="preserve">Slide 10 — DEI, Ethics &amp; Legal (~25s)</w:t>
+        <w:t xml:space="preserve">Slide 10 — DEI, Ethics &amp; Legal (~25s)
+</w:t>
       </w:r>
     </w:p>
     <w:p>
@@ -502,7 +527,8 @@
           <w:iCs/>
           <w:color w:val="1B202A"/>
         </w:rPr>
-        <w:t xml:space="preserve">Three commitments the panel can hold us to. DEI: open-source release, accessible color-and-text design, English-only claims stated honestly. Ethical: every repair is human-gated, advisory only, and negative results — like Spike 7 — are published, not buried. Legal: every dataset we use is MIT-licensed and verified against its actual LICENSE file, and AI usage is logged and disclosed every session.</w:t>
+        <w:t xml:space="preserve">Three commitments the panel can hold us to. DEI: open-source release, accessible color-and-text design, English-only claims stated honestly. Ethical: every repair is human-gated, advisory only, and negative results — like Spike 7 — are published, not buried. Legal: every dataset we use is MIT-licensed and verified against its actual LICENSE file, and AI usage is logged and disclosed every session.
+</w:t>
       </w:r>
     </w:p>
     <w:p>
@@ -519,7 +545,8 @@
         <w:spacing w:after="140" w:before="280"/>
       </w:pPr>
       <w:r>
-        <w:t xml:space="preserve">Delivery notes</w:t>
+        <w:t xml:space="preserve">Delivery notes
+</w:t>
       </w:r>
     </w:p>
     <w:p>
@@ -539,7 +566,8 @@
         <w:t xml:space="preserve">Practice with a timer once</w:t>
       </w:r>
       <w:r>
-        <w:t xml:space="preserve"> before assuming 8.5 min holds — reading speed varies person to person; adjust the 3 longest slides (6, 7, 3) first if you're over.</w:t>
+        <w:t xml:space="preserve"> before assuming 8.5 min holds — reading speed varies person to person; adjust the 3 longest slides (6, 7, 3) first if you're over.
+</w:t>
       </w:r>
     </w:p>
     <w:p>
@@ -559,7 +587,8 @@
         <w:t xml:space="preserve">Slides 6 and 7 carry the most weight</w:t>
       </w:r>
       <w:r>
-        <w:t xml:space="preserve"> — architecture and evidence are what a panel probes hardest. If you're short on time elsewhere, don't cut these; trim slide 4 or 10 instead.</w:t>
+        <w:t xml:space="preserve"> — architecture and evidence are what a panel probes hardest. If you're short on time elsewhere, don't cut these; trim slide 4 or 10 instead.
+</w:t>
       </w:r>
     </w:p>
     <w:p>
@@ -596,7 +625,8 @@
         <w:t xml:space="preserve">Literature_Review_Panel_Narrative.md</w:t>
       </w:r>
       <w:r>
-        <w:t xml:space="preserve"> in this same folder.</w:t>
+        <w:t xml:space="preserve"> in this same folder.
+</w:t>
       </w:r>
     </w:p>
     <w:p>
@@ -2910,7 +2940,7 @@
         <w:t xml:space="preserve">Why CrewAI + LangGraph specifically:</w:t>
       </w:r>
       <w:r>
-        <w:t xml:space="preserve"> neither framework was used by any of the 9 papers reviewed. That's the actual generalization test — none of the literature tests transfer to an architecture unseen during benchmark construction; committing to two frameworks nobody else tested is the point, not a convenience choice.
+        <w:t xml:space="preserve"> neither framework was used by any of the 7 papers reviewed. That's the actual generalization test — none of the literature tests transfer to an architecture unseen during benchmark construction; committing to two frameworks nobody else tested is the point, not a convenience choice.
 </w:t>
       </w:r>
     </w:p>
